--- a/Docs-Aulas-MLOps/capitulos/Aula02_MLOps.docx
+++ b/Docs-Aulas-MLOps/capitulos/Aula02_MLOps.docx
@@ -172,21 +172,7 @@
           <w:b/>
         </w:rPr>
         <w:lastRenderedPageBreak/>
-        <w:t>HISTÓRI</w:t>
-      </w:r>
-      <w:r>
-        <w:rPr>
-          <w:rStyle w:val="SubTtulo-AutoreVersoChar"/>
-          <w:b/>
-        </w:rPr>
-        <w:t>C</w:t>
-      </w:r>
-      <w:r>
-        <w:rPr>
-          <w:rStyle w:val="SubTtulo-AutoreVersoChar"/>
-          <w:b/>
-        </w:rPr>
-        <w:t>O DE REVISÕES</w:t>
+        <w:t>HISTÓRICO DE REVISÕES</w:t>
       </w:r>
     </w:p>
     <w:tbl>
@@ -381,15 +367,11 @@
           </w:tcPr>
           <w:p>
             <w:pPr>
-              <w:pStyle w:val="NormalTabela"/>
-              <w:rPr>
-                <w:rStyle w:val="SubTtulo-AutoreVersoChar"/>
-                <w:b w:val="0"/>
-                <w:bCs w:val="0"/>
-                <w:sz w:val="20"/>
-                <w:szCs w:val="16"/>
-              </w:rPr>
+              <w:ind w:firstLine="0"/>
             </w:pPr>
+            <w:r>
+              <w:t>2</w:t>
+            </w:r>
           </w:p>
         </w:tc>
         <w:tc>
@@ -397,16 +379,9 @@
             <w:tcW w:w="1174" w:type="pct"/>
           </w:tcPr>
           <w:p>
-            <w:pPr>
-              <w:pStyle w:val="NormalTabela"/>
-              <w:rPr>
-                <w:rStyle w:val="SubTtulo-AutoreVersoChar"/>
-                <w:b w:val="0"/>
-                <w:bCs w:val="0"/>
-                <w:sz w:val="20"/>
-                <w:szCs w:val="16"/>
-              </w:rPr>
-            </w:pPr>
+            <w:r>
+              <w:t>28/09/2026</w:t>
+            </w:r>
           </w:p>
         </w:tc>
         <w:tc>
@@ -415,15 +390,11 @@
           </w:tcPr>
           <w:p>
             <w:pPr>
-              <w:pStyle w:val="NormalTabela"/>
-              <w:rPr>
-                <w:rStyle w:val="SubTtulo-AutoreVersoChar"/>
-                <w:b w:val="0"/>
-                <w:bCs w:val="0"/>
-                <w:sz w:val="20"/>
-                <w:szCs w:val="16"/>
-              </w:rPr>
+              <w:ind w:firstLine="0"/>
             </w:pPr>
+            <w:r>
+              <w:t>Rafael Tavares</w:t>
+            </w:r>
           </w:p>
         </w:tc>
         <w:tc>
@@ -432,15 +403,11 @@
           </w:tcPr>
           <w:p>
             <w:pPr>
-              <w:pStyle w:val="NormalTabela"/>
-              <w:rPr>
-                <w:rStyle w:val="SubTtulo-AutoreVersoChar"/>
-                <w:b w:val="0"/>
-                <w:bCs w:val="0"/>
-                <w:sz w:val="20"/>
-                <w:szCs w:val="16"/>
-              </w:rPr>
+              <w:ind w:firstLine="0"/>
             </w:pPr>
+            <w:r>
+              <w:t>MLflow: log_model com name= e Model Registry com aliases (@champion/@challenger) no lugar de estágios</w:t>
+            </w:r>
           </w:p>
         </w:tc>
       </w:tr>
@@ -1253,23 +1220,7 @@
                           <w:rFonts w:eastAsia="Arial"/>
                           <w:sz w:val="18"/>
                         </w:rPr>
-                        <w:t xml:space="preserve">                  Título [livro eletrônico] / Nome Sobrenome. -- São </w:t>
-                      </w:r>
-                      <w:proofErr w:type="gramStart"/>
-                      <w:r>
-                        <w:rPr>
-                          <w:rFonts w:eastAsia="Arial"/>
-                          <w:sz w:val="18"/>
-                        </w:rPr>
-                        <w:t>Paulo :</w:t>
-                      </w:r>
-                      <w:proofErr w:type="gramEnd"/>
-                      <w:r>
-                        <w:rPr>
-                          <w:rFonts w:eastAsia="Arial"/>
-                          <w:sz w:val="18"/>
-                        </w:rPr>
-                        <w:t xml:space="preserve"> Fiap, 2016.</w:t>
+                        <w:t xml:space="preserve">                  Título [livro eletrônico] / Nome Sobrenome. -- São Paulo : Fiap, 2016.</w:t>
                       </w:r>
                     </w:p>
                     <w:p>
@@ -1285,33 +1236,8 @@
                           <w:rFonts w:eastAsia="Arial"/>
                           <w:sz w:val="18"/>
                         </w:rPr>
-                        <w:t xml:space="preserve">                   x </w:t>
+                        <w:t xml:space="preserve">                   x MB ; ePUB</w:t>
                       </w:r>
-                      <w:proofErr w:type="gramStart"/>
-                      <w:r>
-                        <w:rPr>
-                          <w:rFonts w:eastAsia="Arial"/>
-                          <w:sz w:val="18"/>
-                        </w:rPr>
-                        <w:t>MB ;</w:t>
-                      </w:r>
-                      <w:proofErr w:type="gramEnd"/>
-                      <w:r>
-                        <w:rPr>
-                          <w:rFonts w:eastAsia="Arial"/>
-                          <w:sz w:val="18"/>
-                        </w:rPr>
-                        <w:t xml:space="preserve"> </w:t>
-                      </w:r>
-                      <w:proofErr w:type="spellStart"/>
-                      <w:r>
-                        <w:rPr>
-                          <w:rFonts w:eastAsia="Arial"/>
-                          <w:sz w:val="18"/>
-                        </w:rPr>
-                        <w:t>ePUB</w:t>
-                      </w:r>
-                      <w:proofErr w:type="spellEnd"/>
                     </w:p>
                     <w:p>
                       <w:pPr>
@@ -1475,8 +1401,6 @@
       </w:r>
       <w:r>
         <w:t xml:space="preserve">FICHA CATALOGRÁFICA </w:t>
-      </w:r>
-      <w:r>
         <w:br/>
       </w:r>
       <w:r>
@@ -1484,21 +1408,7 @@
           <w:b/>
           <w:color w:val="FF0000"/>
         </w:rPr>
-        <w:t>[NÃO PREENCHER - PARA USO DO DEPTO DE EAD</w:t>
-      </w:r>
-      <w:r>
-        <w:rPr>
-          <w:b/>
-          <w:color w:val="FF0000"/>
-        </w:rPr>
-        <w:t xml:space="preserve"> E BIBLIOTECA</w:t>
-      </w:r>
-      <w:r>
-        <w:rPr>
-          <w:b/>
-          <w:color w:val="FF0000"/>
-        </w:rPr>
-        <w:t>]</w:t>
+        <w:t xml:space="preserve">[NÃO PREENCHER - PARA USO DO DEPTO DE EAD E BIBLIOTECA]</w:t>
       </w:r>
     </w:p>
     <w:p>
@@ -1550,11 +1460,7 @@
       </w:pPr>
       <w:r>
         <w:fldChar w:fldCharType="begin"/>
-      </w:r>
-      <w:r>
         <w:instrText xml:space="preserve"> TOC \o "1-3" \h \z \u </w:instrText>
-      </w:r>
-      <w:r>
         <w:fldChar w:fldCharType="separate"/>
       </w:r>
       <w:hyperlink w:anchor="_Toc153545379" w:history="1">
@@ -1569,40 +1475,10 @@
             <w:webHidden/>
           </w:rPr>
           <w:tab/>
-        </w:r>
-        <w:r>
-          <w:rPr>
-            <w:webHidden/>
-          </w:rPr>
           <w:fldChar w:fldCharType="begin"/>
-        </w:r>
-        <w:r>
-          <w:rPr>
-            <w:webHidden/>
-          </w:rPr>
           <w:instrText xml:space="preserve"> PAGEREF _Toc153545379 \h </w:instrText>
-        </w:r>
-        <w:r>
-          <w:rPr>
-            <w:webHidden/>
-          </w:rPr>
-        </w:r>
-        <w:r>
-          <w:rPr>
-            <w:webHidden/>
-          </w:rPr>
           <w:fldChar w:fldCharType="separate"/>
-        </w:r>
-        <w:r>
-          <w:rPr>
-            <w:webHidden/>
-          </w:rPr>
           <w:t>5</w:t>
-        </w:r>
-        <w:r>
-          <w:rPr>
-            <w:webHidden/>
-          </w:rPr>
           <w:fldChar w:fldCharType="end"/>
         </w:r>
       </w:hyperlink>
@@ -1631,40 +1507,10 @@
             <w:webHidden/>
           </w:rPr>
           <w:tab/>
-        </w:r>
-        <w:r>
-          <w:rPr>
-            <w:webHidden/>
-          </w:rPr>
           <w:fldChar w:fldCharType="begin"/>
-        </w:r>
-        <w:r>
-          <w:rPr>
-            <w:webHidden/>
-          </w:rPr>
           <w:instrText xml:space="preserve"> PAGEREF _Toc153545380 \h </w:instrText>
-        </w:r>
-        <w:r>
-          <w:rPr>
-            <w:webHidden/>
-          </w:rPr>
-        </w:r>
-        <w:r>
-          <w:rPr>
-            <w:webHidden/>
-          </w:rPr>
           <w:fldChar w:fldCharType="separate"/>
-        </w:r>
-        <w:r>
-          <w:rPr>
-            <w:webHidden/>
-          </w:rPr>
           <w:t>6</w:t>
-        </w:r>
-        <w:r>
-          <w:rPr>
-            <w:webHidden/>
-          </w:rPr>
           <w:fldChar w:fldCharType="end"/>
         </w:r>
       </w:hyperlink>
@@ -1695,46 +1541,10 @@
             <w:webHidden/>
           </w:rPr>
           <w:tab/>
-        </w:r>
-        <w:r>
-          <w:rPr>
-            <w:noProof/>
-            <w:webHidden/>
-          </w:rPr>
           <w:fldChar w:fldCharType="begin"/>
-        </w:r>
-        <w:r>
-          <w:rPr>
-            <w:noProof/>
-            <w:webHidden/>
-          </w:rPr>
           <w:instrText xml:space="preserve"> PAGEREF _Toc153545381 \h </w:instrText>
-        </w:r>
-        <w:r>
-          <w:rPr>
-            <w:noProof/>
-            <w:webHidden/>
-          </w:rPr>
-        </w:r>
-        <w:r>
-          <w:rPr>
-            <w:noProof/>
-            <w:webHidden/>
-          </w:rPr>
           <w:fldChar w:fldCharType="separate"/>
-        </w:r>
-        <w:r>
-          <w:rPr>
-            <w:noProof/>
-            <w:webHidden/>
-          </w:rPr>
           <w:t>9</w:t>
-        </w:r>
-        <w:r>
-          <w:rPr>
-            <w:noProof/>
-            <w:webHidden/>
-          </w:rPr>
           <w:fldChar w:fldCharType="end"/>
         </w:r>
       </w:hyperlink>
@@ -1765,46 +1575,10 @@
             <w:webHidden/>
           </w:rPr>
           <w:tab/>
-        </w:r>
-        <w:r>
-          <w:rPr>
-            <w:noProof/>
-            <w:webHidden/>
-          </w:rPr>
           <w:fldChar w:fldCharType="begin"/>
-        </w:r>
-        <w:r>
-          <w:rPr>
-            <w:noProof/>
-            <w:webHidden/>
-          </w:rPr>
           <w:instrText xml:space="preserve"> PAGEREF _Toc153545382 \h </w:instrText>
-        </w:r>
-        <w:r>
-          <w:rPr>
-            <w:noProof/>
-            <w:webHidden/>
-          </w:rPr>
-        </w:r>
-        <w:r>
-          <w:rPr>
-            <w:noProof/>
-            <w:webHidden/>
-          </w:rPr>
           <w:fldChar w:fldCharType="separate"/>
-        </w:r>
-        <w:r>
-          <w:rPr>
-            <w:noProof/>
-            <w:webHidden/>
-          </w:rPr>
           <w:t>17</w:t>
-        </w:r>
-        <w:r>
-          <w:rPr>
-            <w:noProof/>
-            <w:webHidden/>
-          </w:rPr>
           <w:fldChar w:fldCharType="end"/>
         </w:r>
       </w:hyperlink>
@@ -1835,46 +1609,10 @@
             <w:webHidden/>
           </w:rPr>
           <w:tab/>
-        </w:r>
-        <w:r>
-          <w:rPr>
-            <w:noProof/>
-            <w:webHidden/>
-          </w:rPr>
           <w:fldChar w:fldCharType="begin"/>
-        </w:r>
-        <w:r>
-          <w:rPr>
-            <w:noProof/>
-            <w:webHidden/>
-          </w:rPr>
           <w:instrText xml:space="preserve"> PAGEREF _Toc153545383 \h </w:instrText>
-        </w:r>
-        <w:r>
-          <w:rPr>
-            <w:noProof/>
-            <w:webHidden/>
-          </w:rPr>
-        </w:r>
-        <w:r>
-          <w:rPr>
-            <w:noProof/>
-            <w:webHidden/>
-          </w:rPr>
           <w:fldChar w:fldCharType="separate"/>
-        </w:r>
-        <w:r>
-          <w:rPr>
-            <w:noProof/>
-            <w:webHidden/>
-          </w:rPr>
           <w:t>18</w:t>
-        </w:r>
-        <w:r>
-          <w:rPr>
-            <w:noProof/>
-            <w:webHidden/>
-          </w:rPr>
           <w:fldChar w:fldCharType="end"/>
         </w:r>
       </w:hyperlink>
@@ -1904,40 +1642,10 @@
             <w:webHidden/>
           </w:rPr>
           <w:tab/>
-        </w:r>
-        <w:r>
-          <w:rPr>
-            <w:webHidden/>
-          </w:rPr>
           <w:fldChar w:fldCharType="begin"/>
-        </w:r>
-        <w:r>
-          <w:rPr>
-            <w:webHidden/>
-          </w:rPr>
           <w:instrText xml:space="preserve"> PAGEREF _Toc153545384 \h </w:instrText>
-        </w:r>
-        <w:r>
-          <w:rPr>
-            <w:webHidden/>
-          </w:rPr>
-        </w:r>
-        <w:r>
-          <w:rPr>
-            <w:webHidden/>
-          </w:rPr>
           <w:fldChar w:fldCharType="separate"/>
-        </w:r>
-        <w:r>
-          <w:rPr>
-            <w:webHidden/>
-          </w:rPr>
           <w:t>19</w:t>
-        </w:r>
-        <w:r>
-          <w:rPr>
-            <w:webHidden/>
-          </w:rPr>
           <w:fldChar w:fldCharType="end"/>
         </w:r>
       </w:hyperlink>
@@ -1966,40 +1674,10 @@
             <w:webHidden/>
           </w:rPr>
           <w:tab/>
-        </w:r>
-        <w:r>
-          <w:rPr>
-            <w:webHidden/>
-          </w:rPr>
           <w:fldChar w:fldCharType="begin"/>
-        </w:r>
-        <w:r>
-          <w:rPr>
-            <w:webHidden/>
-          </w:rPr>
           <w:instrText xml:space="preserve"> PAGEREF _Toc153545385 \h </w:instrText>
-        </w:r>
-        <w:r>
-          <w:rPr>
-            <w:webHidden/>
-          </w:rPr>
-        </w:r>
-        <w:r>
-          <w:rPr>
-            <w:webHidden/>
-          </w:rPr>
           <w:fldChar w:fldCharType="separate"/>
-        </w:r>
-        <w:r>
-          <w:rPr>
-            <w:webHidden/>
-          </w:rPr>
           <w:t>21</w:t>
-        </w:r>
-        <w:r>
-          <w:rPr>
-            <w:webHidden/>
-          </w:rPr>
           <w:fldChar w:fldCharType="end"/>
         </w:r>
       </w:hyperlink>
@@ -2056,24 +1734,14 @@
         <w:pStyle w:val="BodyText"/>
       </w:pPr>
       <w:r>
-        <w:t xml:space="preserve">Essa é exatamente a transição que acontece quando um modelo de machine learning sai do notebook de um cientista de dados e vai para produção. No notebook, você é o piloto nos treinos livres: experimenta livremente, itera rapidamente, tem controle total. Mas em produção, você precisa de toda uma operação por trás — automação, monitoramento, versionamento, testes, </w:t>
-      </w:r>
-      <w:proofErr w:type="spellStart"/>
-      <w:r>
-        <w:t>deploys</w:t>
-      </w:r>
-      <w:proofErr w:type="spellEnd"/>
-      <w:r>
-        <w:t xml:space="preserve"> seguros. Essa operação é o que chamamos de </w:t>
-      </w:r>
-      <w:proofErr w:type="spellStart"/>
+        <w:t xml:space="preserve">Essa é exatamente a transição que acontece quando um modelo de machine learning sai do notebook de um cientista de dados e vai para produção. No notebook, você é o piloto nos treinos livres: experimenta livremente, itera rapidamente, tem controle total. Mas em produção, você precisa de toda uma operação por trás — automação, monitoramento, versionamento, testes, deploys seguros. Essa operação é o que chamamos de </w:t>
+      </w:r>
       <w:r>
         <w:rPr>
           <w:b/>
         </w:rPr>
         <w:t>MLOps</w:t>
       </w:r>
-      <w:proofErr w:type="spellEnd"/>
       <w:r>
         <w:t>.</w:t>
       </w:r>
@@ -2082,37 +1750,8 @@
       <w:pPr>
         <w:pStyle w:val="BodyText"/>
       </w:pPr>
-      <w:proofErr w:type="spellStart"/>
-      <w:r>
-        <w:t>MLOps</w:t>
-      </w:r>
-      <w:proofErr w:type="spellEnd"/>
-      <w:r>
-        <w:t xml:space="preserve"> surgiu da constatação de que as práticas tradicionais de </w:t>
-      </w:r>
-      <w:proofErr w:type="spellStart"/>
-      <w:r>
-        <w:t>DevOps</w:t>
-      </w:r>
-      <w:proofErr w:type="spellEnd"/>
-      <w:r>
-        <w:t xml:space="preserve">, embora poderosas, não são suficientes para projetos de machine learning. Em software tradicional, você </w:t>
-      </w:r>
-      <w:proofErr w:type="spellStart"/>
-      <w:r>
-        <w:t>versiona</w:t>
-      </w:r>
-      <w:proofErr w:type="spellEnd"/>
-      <w:r>
-        <w:t xml:space="preserve"> código. Em ML, você precisa </w:t>
-      </w:r>
-      <w:proofErr w:type="spellStart"/>
-      <w:r>
-        <w:t>versionar</w:t>
-      </w:r>
-      <w:proofErr w:type="spellEnd"/>
-      <w:r>
-        <w:t xml:space="preserve"> código, dados E modelos. Em software, testes verificam se funções retornam o valor esperado. Em ML, testes precisam verificar se distribuições de dados mudaram, se performance do modelo degradou, se vieses emergiram.</w:t>
+      <w:r>
+        <w:t xml:space="preserve">MLOps surgiu da constatação de que as práticas tradicionais de DevOps, embora poderosas, não são suficientes para projetos de machine learning. Em software tradicional, você versiona código. Em ML, você precisa versionar código, dados E modelos. Em software, testes verificam se funções retornam o valor esperado. Em ML, testes precisam verificar se distribuições de dados mudaram, se performance do modelo degradou, se vieses emergiram.</w:t>
       </w:r>
     </w:p>
     <w:p>
@@ -2120,39 +1759,7 @@
         <w:pStyle w:val="BodyText"/>
       </w:pPr>
       <w:r>
-        <w:t xml:space="preserve">Nesta aula, você vai entender por que </w:t>
-      </w:r>
-      <w:proofErr w:type="spellStart"/>
-      <w:r>
-        <w:t>MLOps</w:t>
-      </w:r>
-      <w:proofErr w:type="spellEnd"/>
-      <w:r>
-        <w:t xml:space="preserve"> existe, quais são seus princípios fundamentais, conhecer o ecossistema de ferramentas disponíveis e, principalmente, colocar a mão na massa com </w:t>
-      </w:r>
-      <w:proofErr w:type="spellStart"/>
-      <w:r>
-        <w:t>MLflow</w:t>
-      </w:r>
-      <w:proofErr w:type="spellEnd"/>
-      <w:r>
-        <w:t xml:space="preserve"> — a ferramenta open-</w:t>
-      </w:r>
-      <w:proofErr w:type="spellStart"/>
-      <w:r>
-        <w:t>source</w:t>
-      </w:r>
-      <w:proofErr w:type="spellEnd"/>
-      <w:r>
-        <w:t xml:space="preserve"> mais popular para </w:t>
-      </w:r>
-      <w:proofErr w:type="spellStart"/>
-      <w:r>
-        <w:t>experiment</w:t>
-      </w:r>
-      <w:proofErr w:type="spellEnd"/>
-      <w:r>
-        <w:t xml:space="preserve"> tracking e model registry.</w:t>
+        <w:t xml:space="preserve">Nesta aula, você vai entender por que MLOps existe, quais são seus princípios fundamentais, conhecer o ecossistema de ferramentas disponíveis e, principalmente, colocar a mão na massa com MLflow — a ferramenta open-source mais popular para experiment tracking e model registry.</w:t>
       </w:r>
     </w:p>
     <w:p>
@@ -2169,15 +1776,7 @@
         <w:pStyle w:val="BodyText"/>
       </w:pPr>
       <w:r>
-        <w:t xml:space="preserve">Nesta aula, vamos construir o entendimento completo de </w:t>
-      </w:r>
-      <w:proofErr w:type="spellStart"/>
-      <w:r>
-        <w:t>MLOps</w:t>
-      </w:r>
-      <w:proofErr w:type="spellEnd"/>
-      <w:r>
-        <w:t xml:space="preserve"> — dos princípios à prática — preparando você para implementar operações de ML profissionais.</w:t>
+        <w:t xml:space="preserve">Nesta aula, vamos construir o entendimento completo de MLOps — dos princípios à prática — preparando você para implementar operações de ML profissionais.</w:t>
       </w:r>
     </w:p>
     <w:p>
@@ -2219,7 +1818,7 @@
         <w:t>MLflow na Prática:</w:t>
       </w:r>
       <w:r>
-        <w:t xml:space="preserve"> Por fim, vamos trabalhar com MLflow — a ferramenta mais adotada pela comunidade — para fazer experiment tracking (registrar parâmetros, métricas e artefatos) e gerenciar modelos no Model Registry (versionamento, staging e promoção para produção).</w:t>
+        <w:t xml:space="preserve"> Por fim, vamos trabalhar com MLflow — a ferramenta mais adotada pela comunidade — para fazer experiment tracking (registrar parâmetros, métricas e artefatos) e gerenciar modelos no Model Registry (versionamento, promoção para produção e rollback com aliases).</w:t>
       </w:r>
     </w:p>
     <w:p>
@@ -2235,44 +1834,15 @@
         <w:pStyle w:val="Heading4"/>
       </w:pPr>
       <w:r>
-        <w:t xml:space="preserve">O que é </w:t>
-      </w:r>
-      <w:proofErr w:type="spellStart"/>
-      <w:r>
-        <w:t>MLOps</w:t>
-      </w:r>
-      <w:proofErr w:type="spellEnd"/>
-      <w:r>
-        <w:t>?</w:t>
+        <w:t xml:space="preserve">O que é MLOps?</w:t>
       </w:r>
     </w:p>
     <w:p>
       <w:pPr>
         <w:pStyle w:val="BodyText"/>
       </w:pPr>
-      <w:proofErr w:type="spellStart"/>
-      <w:r>
-        <w:t>MLOps</w:t>
-      </w:r>
-      <w:proofErr w:type="spellEnd"/>
-      <w:r>
-        <w:t xml:space="preserve"> (Machine Learning </w:t>
-      </w:r>
-      <w:proofErr w:type="spellStart"/>
-      <w:r>
-        <w:t>Operations</w:t>
-      </w:r>
-      <w:proofErr w:type="spellEnd"/>
-      <w:r>
-        <w:t xml:space="preserve">) é um conjunto de práticas que une Machine Learning, </w:t>
-      </w:r>
-      <w:proofErr w:type="spellStart"/>
-      <w:r>
-        <w:t>DevOps</w:t>
-      </w:r>
-      <w:proofErr w:type="spellEnd"/>
-      <w:r>
-        <w:t xml:space="preserve"> e Engenharia de Dados para automatizar e operacionalizar o ciclo de vida de modelos de ML de forma confiável e eficiente.</w:t>
+      <w:r>
+        <w:t xml:space="preserve">MLOps (Machine Learning Operations) é um conjunto de práticas que une Machine Learning, DevOps e Engenharia de Dados para automatizar e operacionalizar o ciclo de vida de modelos de ML de forma confiável e eficiente.</w:t>
       </w:r>
     </w:p>
     <w:p>
@@ -2280,31 +1850,7 @@
         <w:pStyle w:val="BodyText"/>
       </w:pPr>
       <w:r>
-        <w:t>A definição mais aceita vem do Google: "</w:t>
-      </w:r>
-      <w:proofErr w:type="spellStart"/>
-      <w:r>
-        <w:t>MLOps</w:t>
-      </w:r>
-      <w:proofErr w:type="spellEnd"/>
-      <w:r>
-        <w:t xml:space="preserve"> é uma cultura e prática de engenharia de ML que visa unificar o desenvolvimento de sistemas de ML (</w:t>
-      </w:r>
-      <w:proofErr w:type="spellStart"/>
-      <w:r>
-        <w:t>Dev</w:t>
-      </w:r>
-      <w:proofErr w:type="spellEnd"/>
-      <w:r>
-        <w:t>) e a operação de sistemas de ML (</w:t>
-      </w:r>
-      <w:proofErr w:type="spellStart"/>
-      <w:r>
-        <w:t>Ops</w:t>
-      </w:r>
-      <w:proofErr w:type="spellEnd"/>
-      <w:r>
-        <w:t>)."</w:t>
+        <w:t xml:space="preserve">A definição mais aceita vem do Google: "MLOps é uma cultura e prática de engenharia de ML que visa unificar o desenvolvimento de sistemas de ML (Dev) e a operação de sistemas de ML (Ops)."</w:t>
       </w:r>
     </w:p>
     <w:p>
@@ -2312,28 +1858,15 @@
         <w:pStyle w:val="Heading4"/>
       </w:pPr>
       <w:r>
-        <w:t xml:space="preserve">Por que </w:t>
-      </w:r>
-      <w:proofErr w:type="spellStart"/>
-      <w:r>
-        <w:t>DevOps</w:t>
-      </w:r>
-      <w:proofErr w:type="spellEnd"/>
-      <w:r>
-        <w:t xml:space="preserve"> Não é Suficiente para ML?</w:t>
+        <w:t xml:space="preserve">Por que DevOps Não é Suficiente para ML?</w:t>
       </w:r>
     </w:p>
     <w:p>
       <w:pPr>
         <w:pStyle w:val="BodyText"/>
       </w:pPr>
-      <w:proofErr w:type="spellStart"/>
-      <w:r>
-        <w:t>DevOps</w:t>
-      </w:r>
-      <w:proofErr w:type="spellEnd"/>
-      <w:r>
-        <w:t xml:space="preserve"> revolucionou o desenvolvimento de software ao introduzir automação, CI/CD, infraestrutura como código e monitoramento. Mas ML apresenta desafios únicos:</w:t>
+      <w:r>
+        <w:t xml:space="preserve">DevOps revolucionou o desenvolvimento de software ao introduzir automação, CI/CD, infraestrutura como código e monitoramento. Mas ML apresenta desafios únicos:</w:t>
       </w:r>
     </w:p>
     <w:tbl>
@@ -2373,19 +1906,11 @@
             <w:pPr>
               <w:ind w:firstLine="0"/>
             </w:pPr>
-            <w:proofErr w:type="spellStart"/>
             <w:r>
               <w:rPr>
                 <w:b/>
               </w:rPr>
-              <w:t>DevOps</w:t>
-            </w:r>
-            <w:proofErr w:type="spellEnd"/>
-            <w:r>
-              <w:rPr>
-                <w:b/>
-              </w:rPr>
-              <w:t xml:space="preserve"> (Software)</w:t>
+              <w:t xml:space="preserve">DevOps (Software)</w:t>
             </w:r>
           </w:p>
         </w:tc>
@@ -2397,25 +1922,11 @@
             <w:pPr>
               <w:ind w:firstLine="0"/>
             </w:pPr>
-            <w:proofErr w:type="spellStart"/>
             <w:r>
               <w:rPr>
                 <w:b/>
               </w:rPr>
-              <w:t>MLOps</w:t>
-            </w:r>
-            <w:proofErr w:type="spellEnd"/>
-            <w:r>
-              <w:rPr>
-                <w:b/>
-              </w:rPr>
-              <w:t xml:space="preserve"> </w:t>
-            </w:r>
-            <w:r>
-              <w:rPr>
-                <w:b/>
-              </w:rPr>
-              <w:t>(Machine Learning)</w:t>
+              <w:t xml:space="preserve">MLOps (Machine Learning)</w:t>
             </w:r>
           </w:p>
         </w:tc>
@@ -2430,13 +1941,8 @@
               <w:ind w:firstLine="0"/>
             </w:pPr>
             <w:r>
-              <w:t xml:space="preserve">O que se </w:t>
+              <w:t xml:space="preserve">O que se versiona</w:t>
             </w:r>
-            <w:proofErr w:type="spellStart"/>
-            <w:r>
-              <w:t>versiona</w:t>
-            </w:r>
-            <w:proofErr w:type="spellEnd"/>
           </w:p>
         </w:tc>
         <w:tc>
@@ -2491,19 +1997,11 @@
                 <w:lang w:val="en-US"/>
               </w:rPr>
             </w:pPr>
-            <w:proofErr w:type="spellStart"/>
             <w:r>
               <w:rPr>
                 <w:lang w:val="en-US"/>
               </w:rPr>
-              <w:t>Funcionalidade</w:t>
-            </w:r>
-            <w:proofErr w:type="spellEnd"/>
-            <w:r>
-              <w:rPr>
-                <w:lang w:val="en-US"/>
-              </w:rPr>
-              <w:t xml:space="preserve"> (unit tests, integration tests)</w:t>
+              <w:t xml:space="preserve">Funcionalidade (unit tests, integration tests)</w:t>
             </w:r>
           </w:p>
         </w:tc>
@@ -2516,13 +2014,8 @@
               <w:ind w:firstLine="0"/>
             </w:pPr>
             <w:r>
-              <w:t xml:space="preserve">Funcionalidade + Performance do modelo + Qualidade dos dados + </w:t>
+              <w:t xml:space="preserve">Funcionalidade + Performance do modelo + Qualidade dos dados + Fairness</w:t>
             </w:r>
-            <w:proofErr w:type="spellStart"/>
-            <w:r>
-              <w:t>Fairness</w:t>
-            </w:r>
-            <w:proofErr w:type="spellEnd"/>
           </w:p>
         </w:tc>
       </w:tr>
@@ -2549,13 +2042,8 @@
               <w:ind w:firstLine="0"/>
             </w:pPr>
             <w:r>
-              <w:t xml:space="preserve">Bugs introduzidos por novos </w:t>
+              <w:t xml:space="preserve">Bugs introduzidos por novos commits</w:t>
             </w:r>
-            <w:proofErr w:type="spellStart"/>
-            <w:r>
-              <w:t>commits</w:t>
-            </w:r>
-            <w:proofErr w:type="spellEnd"/>
           </w:p>
         </w:tc>
         <w:tc>
@@ -2567,15 +2055,7 @@
               <w:ind w:firstLine="0"/>
             </w:pPr>
             <w:r>
-              <w:t>Performance degrada naturalmente (</w:t>
-            </w:r>
-            <w:proofErr w:type="spellStart"/>
-            <w:r>
-              <w:t>drift</w:t>
-            </w:r>
-            <w:proofErr w:type="spellEnd"/>
-            <w:r>
-              <w:t>) mesmo sem mudanças no código</w:t>
+              <w:t>Performance degrada naturalmente (drift) mesmo sem mudanças no código</w:t>
             </w:r>
           </w:p>
         </w:tc>
@@ -2589,11 +2069,9 @@
             <w:pPr>
               <w:ind w:firstLine="0"/>
             </w:pPr>
-            <w:proofErr w:type="spellStart"/>
             <w:r>
               <w:t>Deploy</w:t>
             </w:r>
-            <w:proofErr w:type="spellEnd"/>
           </w:p>
         </w:tc>
         <w:tc>
@@ -2646,15 +2124,7 @@
               <w:ind w:firstLine="0"/>
             </w:pPr>
             <w:r>
-              <w:t xml:space="preserve">Métricas de infra (latência, </w:t>
-            </w:r>
-            <w:proofErr w:type="spellStart"/>
-            <w:r>
-              <w:t>uptime</w:t>
-            </w:r>
-            <w:proofErr w:type="spellEnd"/>
-            <w:r>
-              <w:t>, erros)</w:t>
+              <w:t xml:space="preserve">Métricas de infra (latência, uptime, erros)</w:t>
             </w:r>
           </w:p>
         </w:tc>
@@ -2683,15 +2153,7 @@
         <w:pStyle w:val="Heading4"/>
       </w:pPr>
       <w:r>
-        <w:t xml:space="preserve">Níveis de Maturidade </w:t>
-      </w:r>
-      <w:proofErr w:type="spellStart"/>
-      <w:r>
-        <w:t>MLOps</w:t>
-      </w:r>
-      <w:proofErr w:type="spellEnd"/>
-      <w:r>
-        <w:t xml:space="preserve"> (Google)</w:t>
+        <w:t xml:space="preserve">Níveis de Maturidade MLOps (Google)</w:t>
       </w:r>
     </w:p>
     <w:p>
@@ -2869,28 +2331,15 @@
         <w:pStyle w:val="Heading4"/>
       </w:pPr>
       <w:r>
-        <w:t xml:space="preserve">Componentes de uma Plataforma </w:t>
-      </w:r>
-      <w:proofErr w:type="spellStart"/>
-      <w:r>
-        <w:t>MLOps</w:t>
-      </w:r>
-      <w:proofErr w:type="spellEnd"/>
+        <w:t xml:space="preserve">Componentes de uma Plataforma MLOps</w:t>
+      </w:r>
     </w:p>
     <w:p>
       <w:pPr>
         <w:pStyle w:val="BodyText"/>
       </w:pPr>
       <w:r>
-        <w:t xml:space="preserve">Uma plataforma </w:t>
-      </w:r>
-      <w:proofErr w:type="spellStart"/>
-      <w:r>
-        <w:t>MLOps</w:t>
-      </w:r>
-      <w:proofErr w:type="spellEnd"/>
-      <w:r>
-        <w:t xml:space="preserve"> completa é composta por diversos componentes, cada um com sua responsabilidade:</w:t>
+        <w:t xml:space="preserve">Uma plataforma MLOps completa é composta por diversos componentes, cada um com sua responsabilidade:</w:t>
       </w:r>
     </w:p>
     <w:tbl>
@@ -2957,13 +2406,8 @@
             <w:pPr>
               <w:ind w:firstLine="0"/>
             </w:pPr>
-            <w:proofErr w:type="spellStart"/>
             <w:r>
-              <w:t>Experiment</w:t>
-            </w:r>
-            <w:proofErr w:type="spellEnd"/>
-            <w:r>
-              <w:t xml:space="preserve"> Tracking</w:t>
+              <w:t xml:space="preserve">Experiment Tracking</w:t>
             </w:r>
           </w:p>
         </w:tc>
@@ -2991,19 +2435,11 @@
                 <w:lang w:val="en-US"/>
               </w:rPr>
             </w:pPr>
-            <w:proofErr w:type="spellStart"/>
             <w:r>
               <w:rPr>
                 <w:lang w:val="en-US"/>
               </w:rPr>
-              <w:t>MLflow</w:t>
-            </w:r>
-            <w:proofErr w:type="spellEnd"/>
-            <w:r>
-              <w:rPr>
-                <w:lang w:val="en-US"/>
-              </w:rPr>
-              <w:t>, Weights &amp; Biases, Neptune.ai</w:t>
+              <w:t>MLflow, Weights &amp; Biases, Neptune.ai</w:t>
             </w:r>
           </w:p>
         </w:tc>
@@ -3031,15 +2467,7 @@
               <w:ind w:firstLine="0"/>
             </w:pPr>
             <w:r>
-              <w:t xml:space="preserve">Armazenar, </w:t>
-            </w:r>
-            <w:proofErr w:type="spellStart"/>
-            <w:r>
-              <w:t>versionar</w:t>
-            </w:r>
-            <w:proofErr w:type="spellEnd"/>
-            <w:r>
-              <w:t xml:space="preserve"> e gerenciar modelos aprovados</w:t>
+              <w:t xml:space="preserve">Armazenar, versionar e gerenciar modelos aprovados</w:t>
             </w:r>
           </w:p>
         </w:tc>
@@ -3054,31 +2482,11 @@
                 <w:lang w:val="en-US"/>
               </w:rPr>
             </w:pPr>
-            <w:proofErr w:type="spellStart"/>
             <w:r>
               <w:rPr>
                 <w:lang w:val="en-US"/>
               </w:rPr>
-              <w:t>MLflow</w:t>
-            </w:r>
-            <w:proofErr w:type="spellEnd"/>
-            <w:r>
-              <w:rPr>
-                <w:lang w:val="en-US"/>
-              </w:rPr>
-              <w:t xml:space="preserve"> Model Registry, SageMaker</w:t>
-            </w:r>
-            <w:r>
-              <w:rPr>
-                <w:lang w:val="en-US"/>
-              </w:rPr>
-              <w:t xml:space="preserve"> </w:t>
-            </w:r>
-            <w:r>
-              <w:rPr>
-                <w:lang w:val="en-US"/>
-              </w:rPr>
-              <w:t>Model Registry</w:t>
+              <w:t xml:space="preserve">MLflow Model Registry, SageMaker Model Registry</w:t>
             </w:r>
           </w:p>
         </w:tc>
@@ -3118,27 +2526,9 @@
             <w:pPr>
               <w:ind w:firstLine="0"/>
             </w:pPr>
-            <w:proofErr w:type="spellStart"/>
             <w:r>
-              <w:t>Feast</w:t>
+              <w:t xml:space="preserve">Feast, Tecton, Hopsworks</w:t>
             </w:r>
-            <w:proofErr w:type="spellEnd"/>
-            <w:r>
-              <w:t xml:space="preserve">, </w:t>
-            </w:r>
-            <w:proofErr w:type="spellStart"/>
-            <w:r>
-              <w:t>Tecton</w:t>
-            </w:r>
-            <w:proofErr w:type="spellEnd"/>
-            <w:r>
-              <w:t xml:space="preserve">, </w:t>
-            </w:r>
-            <w:proofErr w:type="spellStart"/>
-            <w:r>
-              <w:t>Hopsworks</w:t>
-            </w:r>
-            <w:proofErr w:type="spellEnd"/>
           </w:p>
         </w:tc>
       </w:tr>
@@ -3151,11 +2541,9 @@
             <w:pPr>
               <w:ind w:firstLine="0"/>
             </w:pPr>
-            <w:proofErr w:type="spellStart"/>
             <w:r>
               <w:t>Orchestration</w:t>
             </w:r>
-            <w:proofErr w:type="spellEnd"/>
           </w:p>
         </w:tc>
         <w:tc>
@@ -3182,46 +2570,12 @@
                 <w:lang w:val="en-US"/>
               </w:rPr>
             </w:pPr>
-            <w:proofErr w:type="spellStart"/>
-            <w:proofErr w:type="gramStart"/>
             <w:r>
               <w:rPr>
                 <w:lang w:val="en-US"/>
               </w:rPr>
-              <w:t>Airflow,Kubeflow</w:t>
+              <w:t xml:space="preserve">Airflow,Kubeflow Pipelines,Prefect, Dagster</w:t>
             </w:r>
-            <w:proofErr w:type="spellEnd"/>
-            <w:proofErr w:type="gramEnd"/>
-            <w:r>
-              <w:rPr>
-                <w:lang w:val="en-US"/>
-              </w:rPr>
-              <w:t xml:space="preserve"> </w:t>
-            </w:r>
-            <w:proofErr w:type="spellStart"/>
-            <w:proofErr w:type="gramStart"/>
-            <w:r>
-              <w:rPr>
-                <w:lang w:val="en-US"/>
-              </w:rPr>
-              <w:t>Pipelines,Prefect</w:t>
-            </w:r>
-            <w:proofErr w:type="spellEnd"/>
-            <w:proofErr w:type="gramEnd"/>
-            <w:r>
-              <w:rPr>
-                <w:lang w:val="en-US"/>
-              </w:rPr>
-              <w:t xml:space="preserve">, </w:t>
-            </w:r>
-            <w:proofErr w:type="spellStart"/>
-            <w:r>
-              <w:rPr>
-                <w:lang w:val="en-US"/>
-              </w:rPr>
-              <w:t>Dagster</w:t>
-            </w:r>
-            <w:proofErr w:type="spellEnd"/>
           </w:p>
         </w:tc>
       </w:tr>
@@ -3236,13 +2590,8 @@
             </w:pPr>
             <w:r>
               <w:lastRenderedPageBreak/>
-              <w:t xml:space="preserve">Data </w:t>
+              <w:t xml:space="preserve">Data Versioning</w:t>
             </w:r>
-            <w:proofErr w:type="spellStart"/>
-            <w:r>
-              <w:t>Versioning</w:t>
-            </w:r>
-            <w:proofErr w:type="spellEnd"/>
           </w:p>
         </w:tc>
         <w:tc>
@@ -3253,21 +2602,8 @@
             <w:pPr>
               <w:ind w:firstLine="0"/>
             </w:pPr>
-            <w:proofErr w:type="spellStart"/>
             <w:r>
-              <w:t>Versionar</w:t>
-            </w:r>
-            <w:proofErr w:type="spellEnd"/>
-            <w:r>
-              <w:t xml:space="preserve"> </w:t>
-            </w:r>
-            <w:proofErr w:type="spellStart"/>
-            <w:r>
-              <w:t>datasets</w:t>
-            </w:r>
-            <w:proofErr w:type="spellEnd"/>
-            <w:r>
-              <w:t xml:space="preserve"> e pipelines de dados</w:t>
+              <w:t xml:space="preserve">Versionar datasets e pipelines de dados</w:t>
             </w:r>
           </w:p>
         </w:tc>
@@ -3280,15 +2616,7 @@
               <w:ind w:firstLine="0"/>
             </w:pPr>
             <w:r>
-              <w:t xml:space="preserve">DVC, </w:t>
-            </w:r>
-            <w:proofErr w:type="spellStart"/>
-            <w:r>
-              <w:t>LakeFS</w:t>
-            </w:r>
-            <w:proofErr w:type="spellEnd"/>
-            <w:r>
-              <w:t>, Delta Lake</w:t>
+              <w:t xml:space="preserve">DVC, LakeFS, Delta Lake</w:t>
             </w:r>
           </w:p>
         </w:tc>
@@ -3302,11 +2630,9 @@
             <w:pPr>
               <w:ind w:firstLine="0"/>
             </w:pPr>
-            <w:proofErr w:type="spellStart"/>
             <w:r>
               <w:t>Monitoring</w:t>
             </w:r>
-            <w:proofErr w:type="spellEnd"/>
           </w:p>
         </w:tc>
         <w:tc>
@@ -3330,29 +2656,9 @@
             <w:pPr>
               <w:ind w:firstLine="0"/>
             </w:pPr>
-            <w:proofErr w:type="spellStart"/>
             <w:r>
-              <w:t>Evidently</w:t>
+              <w:t xml:space="preserve">Evidently AI,WhyLabs, Arize</w:t>
             </w:r>
-            <w:proofErr w:type="spellEnd"/>
-            <w:r>
-              <w:t xml:space="preserve"> </w:t>
-            </w:r>
-            <w:proofErr w:type="spellStart"/>
-            <w:proofErr w:type="gramStart"/>
-            <w:r>
-              <w:t>AI,WhyLabs</w:t>
-            </w:r>
-            <w:proofErr w:type="spellEnd"/>
-            <w:proofErr w:type="gramEnd"/>
-            <w:r>
-              <w:t xml:space="preserve">, </w:t>
-            </w:r>
-            <w:proofErr w:type="spellStart"/>
-            <w:r>
-              <w:t>Arize</w:t>
-            </w:r>
-            <w:proofErr w:type="spellEnd"/>
           </w:p>
         </w:tc>
       </w:tr>
@@ -3365,11 +2671,9 @@
             <w:pPr>
               <w:ind w:firstLine="0"/>
             </w:pPr>
-            <w:proofErr w:type="spellStart"/>
             <w:r>
               <w:t>Serving</w:t>
             </w:r>
-            <w:proofErr w:type="spellEnd"/>
           </w:p>
         </w:tc>
         <w:tc>
@@ -3400,44 +2704,8 @@
               <w:rPr>
                 <w:lang w:val="en-US"/>
               </w:rPr>
-              <w:t>T</w:t>
+              <w:t xml:space="preserve">TensorFlow Serving, TorchServe,Seldon, BentoML</w:t>
             </w:r>
-            <w:r>
-              <w:rPr>
-                <w:lang w:val="en-US"/>
-              </w:rPr>
-              <w:t xml:space="preserve">ensorFlow Serving, </w:t>
-            </w:r>
-            <w:proofErr w:type="spellStart"/>
-            <w:proofErr w:type="gramStart"/>
-            <w:r>
-              <w:rPr>
-                <w:lang w:val="en-US"/>
-              </w:rPr>
-              <w:t>TorchServe,Seldon</w:t>
-            </w:r>
-            <w:proofErr w:type="spellEnd"/>
-            <w:proofErr w:type="gramEnd"/>
-            <w:r>
-              <w:rPr>
-                <w:lang w:val="en-US"/>
-              </w:rPr>
-              <w:t>,</w:t>
-            </w:r>
-            <w:r>
-              <w:rPr>
-                <w:lang w:val="en-US"/>
-              </w:rPr>
-              <w:t xml:space="preserve"> </w:t>
-            </w:r>
-            <w:proofErr w:type="spellStart"/>
-            <w:r>
-              <w:rPr>
-                <w:lang w:val="en-US"/>
-              </w:rPr>
-              <w:t>BentoML</w:t>
-            </w:r>
-            <w:proofErr w:type="spellEnd"/>
           </w:p>
         </w:tc>
       </w:tr>
@@ -3454,21 +2722,8 @@
       <w:pPr>
         <w:pStyle w:val="Heading4"/>
       </w:pPr>
-      <w:proofErr w:type="spellStart"/>
-      <w:r>
-        <w:t>MLflow</w:t>
-      </w:r>
-      <w:proofErr w:type="spellEnd"/>
-      <w:r>
-        <w:t>: A Plataforma Open-</w:t>
-      </w:r>
-      <w:proofErr w:type="spellStart"/>
-      <w:r>
-        <w:t>Source</w:t>
-      </w:r>
-      <w:proofErr w:type="spellEnd"/>
-      <w:r>
-        <w:t xml:space="preserve"> de Referência</w:t>
+      <w:r>
+        <w:t xml:space="preserve">MLflow: A Plataforma Open-Source de Referência</w:t>
       </w:r>
     </w:p>
     <w:p>
@@ -3476,39 +2731,7 @@
         <w:pStyle w:val="BodyText"/>
       </w:pPr>
       <w:r>
-        <w:t xml:space="preserve">O </w:t>
-      </w:r>
-      <w:proofErr w:type="spellStart"/>
-      <w:r>
-        <w:t>MLflow</w:t>
-      </w:r>
-      <w:proofErr w:type="spellEnd"/>
-      <w:r>
-        <w:t xml:space="preserve"> é a ferramenta de </w:t>
-      </w:r>
-      <w:proofErr w:type="spellStart"/>
-      <w:r>
-        <w:t>MLOps</w:t>
-      </w:r>
-      <w:proofErr w:type="spellEnd"/>
-      <w:r>
-        <w:t xml:space="preserve"> open-</w:t>
-      </w:r>
-      <w:proofErr w:type="spellStart"/>
-      <w:r>
-        <w:t>source</w:t>
-      </w:r>
-      <w:proofErr w:type="spellEnd"/>
-      <w:r>
-        <w:t xml:space="preserve"> mais adotada pela comunidade. Criada pela </w:t>
-      </w:r>
-      <w:proofErr w:type="spellStart"/>
-      <w:r>
-        <w:t>Databricks</w:t>
-      </w:r>
-      <w:proofErr w:type="spellEnd"/>
-      <w:r>
-        <w:t>, ela oferece quatro componentes principais:</w:t>
+        <w:t xml:space="preserve">O MLflow é a ferramenta de MLOps open-source mais adotada pela comunidade. Criada pela Databricks, ela oferece quatro componentes principais:</w:t>
       </w:r>
     </w:p>
     <w:p>
@@ -3564,7 +2787,7 @@
         <w:t>MLflow Model Registry:</w:t>
       </w:r>
       <w:r>
-        <w:t xml:space="preserve"> Gerencia o ciclo de vida de modelos (versionamento, staging, produção).</w:t>
+        <w:t xml:space="preserve"> Gerencia o ciclo de vida de modelos (versionamento, aliases de promoção e rollback).</w:t>
       </w:r>
     </w:p>
     <w:p>
@@ -3572,52 +2795,15 @@
         <w:pStyle w:val="BodyText"/>
       </w:pPr>
       <w:r>
-        <w:t xml:space="preserve">#### </w:t>
-      </w:r>
-      <w:proofErr w:type="spellStart"/>
-      <w:r>
-        <w:t>Experiment</w:t>
-      </w:r>
-      <w:proofErr w:type="spellEnd"/>
-      <w:r>
-        <w:t xml:space="preserve"> Tracking com </w:t>
-      </w:r>
-      <w:proofErr w:type="spellStart"/>
-      <w:r>
-        <w:t>MLflow</w:t>
-      </w:r>
-      <w:proofErr w:type="spellEnd"/>
+        <w:t xml:space="preserve">#### Experiment Tracking com MLflow</w:t>
+      </w:r>
     </w:p>
     <w:p>
       <w:pPr>
         <w:pStyle w:val="BodyText"/>
       </w:pPr>
       <w:r>
-        <w:t xml:space="preserve">O </w:t>
-      </w:r>
-      <w:proofErr w:type="spellStart"/>
-      <w:r>
-        <w:t>Experiment</w:t>
-      </w:r>
-      <w:proofErr w:type="spellEnd"/>
-      <w:r>
-        <w:t xml:space="preserve"> Tracking resolve o problema de "qual combinação de parâmetros gerou aquele resultado incrível da semana passada?". Com </w:t>
-      </w:r>
-      <w:proofErr w:type="spellStart"/>
-      <w:r>
-        <w:t>MLflow</w:t>
-      </w:r>
-      <w:proofErr w:type="spellEnd"/>
-      <w:r>
-        <w:t>, cada execução (</w:t>
-      </w:r>
-      <w:proofErr w:type="spellStart"/>
-      <w:r>
-        <w:t>run</w:t>
-      </w:r>
-      <w:proofErr w:type="spellEnd"/>
-      <w:r>
-        <w:t>) registra:</w:t>
+        <w:t xml:space="preserve">O Experiment Tracking resolve o problema de "qual combinação de parâmetros gerou aquele resultado incrível da semana passada?". Com MLflow, cada execução (run) registra:</w:t>
       </w:r>
     </w:p>
     <w:p>
@@ -3688,75 +2874,93 @@
       <w:pPr>
         <w:pStyle w:val="Cdigo-fonte"/>
       </w:pPr>
-      <w:proofErr w:type="spellStart"/>
       <w:r>
         <w:rPr>
           <w:rFonts w:ascii="Consolas" w:hAnsi="Consolas"/>
           <w:lang w:val="pt-BR"/>
         </w:rPr>
         <w:lastRenderedPageBreak/>
-        <w:t>import</w:t>
-      </w:r>
-      <w:proofErr w:type="spellEnd"/>
+        <w:t xml:space="preserve">import mlflow</w:t>
+      </w:r>
+      <w:r>
+        <w:rPr>
+          <w:lang w:val="pt-BR"/>
+        </w:rPr>
+        <w:br/>
+        <w:br/>
+      </w:r>
       <w:r>
         <w:rPr>
           <w:rFonts w:ascii="Consolas" w:hAnsi="Consolas"/>
           <w:lang w:val="pt-BR"/>
         </w:rPr>
-        <w:t xml:space="preserve"> </w:t>
-      </w:r>
-      <w:proofErr w:type="spellStart"/>
+        <w:t>mlflow.set_experiment("churn-prediction")</w:t>
+      </w:r>
+      <w:r>
+        <w:rPr>
+          <w:lang w:val="pt-BR"/>
+        </w:rPr>
+        <w:br/>
+        <w:br/>
+      </w:r>
       <w:r>
         <w:rPr>
           <w:rFonts w:ascii="Consolas" w:hAnsi="Consolas"/>
           <w:lang w:val="pt-BR"/>
         </w:rPr>
-        <w:t>mlflow</w:t>
-      </w:r>
-      <w:proofErr w:type="spellEnd"/>
+        <w:t xml:space="preserve">with mlflow.start_run():</w:t>
+      </w:r>
       <w:r>
         <w:rPr>
           <w:lang w:val="pt-BR"/>
         </w:rPr>
         <w:br/>
       </w:r>
-      <w:r>
-        <w:rPr>
-          <w:lang w:val="pt-BR"/>
-        </w:rPr>
-        <w:br/>
-      </w:r>
-      <w:proofErr w:type="spellStart"/>
       <w:r>
         <w:rPr>
           <w:rFonts w:ascii="Consolas" w:hAnsi="Consolas"/>
           <w:lang w:val="pt-BR"/>
         </w:rPr>
-        <w:t>mlflow.set_experiment</w:t>
-      </w:r>
-      <w:proofErr w:type="spellEnd"/>
+        <w:t xml:space="preserve">    mlflow.log_param("algorithm", "RandomForest")</w:t>
+      </w:r>
+      <w:r>
+        <w:rPr>
+          <w:lang w:val="pt-BR"/>
+        </w:rPr>
+        <w:br/>
+      </w:r>
       <w:r>
         <w:rPr>
           <w:rFonts w:ascii="Consolas" w:hAnsi="Consolas"/>
           <w:lang w:val="pt-BR"/>
         </w:rPr>
-        <w:t>("</w:t>
-      </w:r>
-      <w:proofErr w:type="spellStart"/>
+        <w:t xml:space="preserve">    mlflow.log_param("n_estimators", 100)</w:t>
+      </w:r>
+      <w:r>
+        <w:rPr>
+          <w:lang w:val="pt-BR"/>
+        </w:rPr>
+        <w:br/>
+      </w:r>
       <w:r>
         <w:rPr>
           <w:rFonts w:ascii="Consolas" w:hAnsi="Consolas"/>
           <w:lang w:val="pt-BR"/>
         </w:rPr>
-        <w:t>churn-prediction</w:t>
-      </w:r>
-      <w:proofErr w:type="spellEnd"/>
+        <w:t xml:space="preserve">    mlflow.log_param("max_depth", 10)</w:t>
+      </w:r>
+      <w:r>
+        <w:rPr>
+          <w:lang w:val="pt-BR"/>
+        </w:rPr>
+        <w:br/>
+      </w:r>
       <w:r>
         <w:rPr>
           <w:rFonts w:ascii="Consolas" w:hAnsi="Consolas"/>
           <w:lang w:val="pt-BR"/>
         </w:rPr>
-        <w:t>")</w:t>
+        <w:t xml:space="preserve">    </w:t>
       </w:r>
       <w:r>
         <w:rPr>
@@ -3764,481 +2968,80 @@
         </w:rPr>
         <w:br/>
       </w:r>
-      <w:r>
-        <w:rPr>
-          <w:lang w:val="pt-BR"/>
-        </w:rPr>
-        <w:br/>
-      </w:r>
-      <w:proofErr w:type="spellStart"/>
       <w:r>
         <w:rPr>
           <w:rFonts w:ascii="Consolas" w:hAnsi="Consolas"/>
           <w:lang w:val="pt-BR"/>
         </w:rPr>
-        <w:t>with</w:t>
-      </w:r>
-      <w:proofErr w:type="spellEnd"/>
+        <w:t xml:space="preserve">    # ... treinamento do modelo ...</w:t>
+      </w:r>
+      <w:r>
+        <w:rPr>
+          <w:lang w:val="pt-BR"/>
+        </w:rPr>
+        <w:br/>
+      </w:r>
       <w:r>
         <w:rPr>
           <w:rFonts w:ascii="Consolas" w:hAnsi="Consolas"/>
           <w:lang w:val="pt-BR"/>
         </w:rPr>
-        <w:t xml:space="preserve"> </w:t>
-      </w:r>
-      <w:proofErr w:type="spellStart"/>
-      <w:proofErr w:type="gramStart"/>
+        <w:t xml:space="preserve">    </w:t>
+      </w:r>
+      <w:r>
+        <w:rPr>
+          <w:lang w:val="pt-BR"/>
+        </w:rPr>
+        <w:br/>
+      </w:r>
       <w:r>
         <w:rPr>
           <w:rFonts w:ascii="Consolas" w:hAnsi="Consolas"/>
           <w:lang w:val="pt-BR"/>
         </w:rPr>
-        <w:t>mlflow.start</w:t>
-      </w:r>
-      <w:proofErr w:type="gramEnd"/>
+        <w:t xml:space="preserve">    </w:t>
+      </w:r>
       <w:r>
         <w:rPr>
           <w:rFonts w:ascii="Consolas" w:hAnsi="Consolas"/>
-          <w:lang w:val="pt-BR"/>
-        </w:rPr>
-        <w:t>_</w:t>
-      </w:r>
-      <w:proofErr w:type="gramStart"/>
+        </w:rPr>
+        <w:t>mlflow.log_metric("accuracy", 0.87)</w:t>
+      </w:r>
+      <w:r>
+        <w:br/>
+      </w:r>
       <w:r>
         <w:rPr>
           <w:rFonts w:ascii="Consolas" w:hAnsi="Consolas"/>
-          <w:lang w:val="pt-BR"/>
-        </w:rPr>
-        <w:t>run</w:t>
-      </w:r>
-      <w:proofErr w:type="spellEnd"/>
+        </w:rPr>
+        <w:t xml:space="preserve">    mlflow.log_metric("f1_score", 0.82)</w:t>
+      </w:r>
+      <w:r>
+        <w:br/>
+      </w:r>
       <w:r>
         <w:rPr>
           <w:rFonts w:ascii="Consolas" w:hAnsi="Consolas"/>
-          <w:lang w:val="pt-BR"/>
-        </w:rPr>
-        <w:t>(</w:t>
-      </w:r>
-      <w:proofErr w:type="gramEnd"/>
+        </w:rPr>
+        <w:t xml:space="preserve">    mlflow.log_metric("auc_roc", 0.91)</w:t>
+      </w:r>
+      <w:r>
+        <w:br/>
+      </w:r>
       <w:r>
         <w:rPr>
           <w:rFonts w:ascii="Consolas" w:hAnsi="Consolas"/>
-          <w:lang w:val="pt-BR"/>
-        </w:rPr>
-        <w:t>):</w:t>
-      </w:r>
-      <w:r>
-        <w:rPr>
-          <w:lang w:val="pt-BR"/>
-        </w:rPr>
+        </w:rPr>
+        <w:t xml:space="preserve">    </w:t>
+      </w:r>
+      <w:r>
         <w:br/>
       </w:r>
       <w:r>
         <w:rPr>
           <w:rFonts w:ascii="Consolas" w:hAnsi="Consolas"/>
-          <w:lang w:val="pt-BR"/>
-        </w:rPr>
-        <w:t xml:space="preserve">    </w:t>
-      </w:r>
-      <w:proofErr w:type="spellStart"/>
-      <w:r>
-        <w:rPr>
-          <w:rFonts w:ascii="Consolas" w:hAnsi="Consolas"/>
-          <w:lang w:val="pt-BR"/>
-        </w:rPr>
-        <w:t>mlflow.log_</w:t>
-      </w:r>
-      <w:proofErr w:type="gramStart"/>
-      <w:r>
-        <w:rPr>
-          <w:rFonts w:ascii="Consolas" w:hAnsi="Consolas"/>
-          <w:lang w:val="pt-BR"/>
-        </w:rPr>
-        <w:t>param</w:t>
-      </w:r>
-      <w:proofErr w:type="spellEnd"/>
-      <w:r>
-        <w:rPr>
-          <w:rFonts w:ascii="Consolas" w:hAnsi="Consolas"/>
-          <w:lang w:val="pt-BR"/>
-        </w:rPr>
-        <w:t>(</w:t>
-      </w:r>
-      <w:proofErr w:type="gramEnd"/>
-      <w:r>
-        <w:rPr>
-          <w:rFonts w:ascii="Consolas" w:hAnsi="Consolas"/>
-          <w:lang w:val="pt-BR"/>
-        </w:rPr>
-        <w:t>"</w:t>
-      </w:r>
-      <w:proofErr w:type="spellStart"/>
-      <w:r>
-        <w:rPr>
-          <w:rFonts w:ascii="Consolas" w:hAnsi="Consolas"/>
-          <w:lang w:val="pt-BR"/>
-        </w:rPr>
-        <w:t>algorithm</w:t>
-      </w:r>
-      <w:proofErr w:type="spellEnd"/>
-      <w:r>
-        <w:rPr>
-          <w:rFonts w:ascii="Consolas" w:hAnsi="Consolas"/>
-          <w:lang w:val="pt-BR"/>
-        </w:rPr>
-        <w:t>", "</w:t>
-      </w:r>
-      <w:proofErr w:type="spellStart"/>
-      <w:r>
-        <w:rPr>
-          <w:rFonts w:ascii="Consolas" w:hAnsi="Consolas"/>
-          <w:lang w:val="pt-BR"/>
-        </w:rPr>
-        <w:t>RandomForest</w:t>
-      </w:r>
-      <w:proofErr w:type="spellEnd"/>
-      <w:r>
-        <w:rPr>
-          <w:rFonts w:ascii="Consolas" w:hAnsi="Consolas"/>
-          <w:lang w:val="pt-BR"/>
-        </w:rPr>
-        <w:t>")</w:t>
-      </w:r>
-      <w:r>
-        <w:rPr>
-          <w:lang w:val="pt-BR"/>
-        </w:rPr>
-        <w:br/>
-      </w:r>
-      <w:r>
-        <w:rPr>
-          <w:rFonts w:ascii="Consolas" w:hAnsi="Consolas"/>
-          <w:lang w:val="pt-BR"/>
-        </w:rPr>
-        <w:t xml:space="preserve">    </w:t>
-      </w:r>
-      <w:proofErr w:type="spellStart"/>
-      <w:r>
-        <w:rPr>
-          <w:rFonts w:ascii="Consolas" w:hAnsi="Consolas"/>
-          <w:lang w:val="pt-BR"/>
-        </w:rPr>
-        <w:t>mlflow.log_</w:t>
-      </w:r>
-      <w:proofErr w:type="gramStart"/>
-      <w:r>
-        <w:rPr>
-          <w:rFonts w:ascii="Consolas" w:hAnsi="Consolas"/>
-          <w:lang w:val="pt-BR"/>
-        </w:rPr>
-        <w:t>param</w:t>
-      </w:r>
-      <w:proofErr w:type="spellEnd"/>
-      <w:r>
-        <w:rPr>
-          <w:rFonts w:ascii="Consolas" w:hAnsi="Consolas"/>
-          <w:lang w:val="pt-BR"/>
-        </w:rPr>
-        <w:t>(</w:t>
-      </w:r>
-      <w:proofErr w:type="gramEnd"/>
-      <w:r>
-        <w:rPr>
-          <w:rFonts w:ascii="Consolas" w:hAnsi="Consolas"/>
-          <w:lang w:val="pt-BR"/>
-        </w:rPr>
-        <w:t>"</w:t>
-      </w:r>
-      <w:proofErr w:type="spellStart"/>
-      <w:r>
-        <w:rPr>
-          <w:rFonts w:ascii="Consolas" w:hAnsi="Consolas"/>
-          <w:lang w:val="pt-BR"/>
-        </w:rPr>
-        <w:t>n_estimators</w:t>
-      </w:r>
-      <w:proofErr w:type="spellEnd"/>
-      <w:r>
-        <w:rPr>
-          <w:rFonts w:ascii="Consolas" w:hAnsi="Consolas"/>
-          <w:lang w:val="pt-BR"/>
-        </w:rPr>
-        <w:t>", 100)</w:t>
-      </w:r>
-      <w:r>
-        <w:rPr>
-          <w:lang w:val="pt-BR"/>
-        </w:rPr>
-        <w:br/>
-      </w:r>
-      <w:r>
-        <w:rPr>
-          <w:rFonts w:ascii="Consolas" w:hAnsi="Consolas"/>
-          <w:lang w:val="pt-BR"/>
-        </w:rPr>
-        <w:t xml:space="preserve">    </w:t>
-      </w:r>
-      <w:proofErr w:type="spellStart"/>
-      <w:r>
-        <w:rPr>
-          <w:rFonts w:ascii="Consolas" w:hAnsi="Consolas"/>
-          <w:lang w:val="pt-BR"/>
-        </w:rPr>
-        <w:t>mlflow.log_</w:t>
-      </w:r>
-      <w:proofErr w:type="gramStart"/>
-      <w:r>
-        <w:rPr>
-          <w:rFonts w:ascii="Consolas" w:hAnsi="Consolas"/>
-          <w:lang w:val="pt-BR"/>
-        </w:rPr>
-        <w:t>param</w:t>
-      </w:r>
-      <w:proofErr w:type="spellEnd"/>
-      <w:r>
-        <w:rPr>
-          <w:rFonts w:ascii="Consolas" w:hAnsi="Consolas"/>
-          <w:lang w:val="pt-BR"/>
-        </w:rPr>
-        <w:t>(</w:t>
-      </w:r>
-      <w:proofErr w:type="gramEnd"/>
-      <w:r>
-        <w:rPr>
-          <w:rFonts w:ascii="Consolas" w:hAnsi="Consolas"/>
-          <w:lang w:val="pt-BR"/>
-        </w:rPr>
-        <w:t>"</w:t>
-      </w:r>
-      <w:proofErr w:type="spellStart"/>
-      <w:r>
-        <w:rPr>
-          <w:rFonts w:ascii="Consolas" w:hAnsi="Consolas"/>
-          <w:lang w:val="pt-BR"/>
-        </w:rPr>
-        <w:t>max_depth</w:t>
-      </w:r>
-      <w:proofErr w:type="spellEnd"/>
-      <w:r>
-        <w:rPr>
-          <w:rFonts w:ascii="Consolas" w:hAnsi="Consolas"/>
-          <w:lang w:val="pt-BR"/>
-        </w:rPr>
-        <w:t>", 10)</w:t>
-      </w:r>
-      <w:r>
-        <w:rPr>
-          <w:lang w:val="pt-BR"/>
-        </w:rPr>
-        <w:br/>
-      </w:r>
-      <w:r>
-        <w:rPr>
-          <w:rFonts w:ascii="Consolas" w:hAnsi="Consolas"/>
-          <w:lang w:val="pt-BR"/>
-        </w:rPr>
-        <w:t xml:space="preserve">    </w:t>
-      </w:r>
-      <w:r>
-        <w:rPr>
-          <w:lang w:val="pt-BR"/>
-        </w:rPr>
-        <w:br/>
-      </w:r>
-      <w:r>
-        <w:rPr>
-          <w:rFonts w:ascii="Consolas" w:hAnsi="Consolas"/>
-          <w:lang w:val="pt-BR"/>
-        </w:rPr>
-        <w:t xml:space="preserve">    # ... treinamento do modelo ...</w:t>
-      </w:r>
-      <w:r>
-        <w:rPr>
-          <w:lang w:val="pt-BR"/>
-        </w:rPr>
-        <w:br/>
-      </w:r>
-      <w:r>
-        <w:rPr>
-          <w:rFonts w:ascii="Consolas" w:hAnsi="Consolas"/>
-          <w:lang w:val="pt-BR"/>
-        </w:rPr>
-        <w:t xml:space="preserve">    </w:t>
-      </w:r>
-      <w:r>
-        <w:rPr>
-          <w:lang w:val="pt-BR"/>
-        </w:rPr>
-        <w:br/>
-      </w:r>
-      <w:r>
-        <w:rPr>
-          <w:rFonts w:ascii="Consolas" w:hAnsi="Consolas"/>
-          <w:lang w:val="pt-BR"/>
-        </w:rPr>
-        <w:t xml:space="preserve">    </w:t>
-      </w:r>
-      <w:proofErr w:type="spellStart"/>
-      <w:r>
-        <w:rPr>
-          <w:rFonts w:ascii="Consolas" w:hAnsi="Consolas"/>
-        </w:rPr>
-        <w:t>mlflow.log_</w:t>
-      </w:r>
-      <w:proofErr w:type="gramStart"/>
-      <w:r>
-        <w:rPr>
-          <w:rFonts w:ascii="Consolas" w:hAnsi="Consolas"/>
-        </w:rPr>
-        <w:t>metric</w:t>
-      </w:r>
-      <w:proofErr w:type="spellEnd"/>
-      <w:r>
-        <w:rPr>
-          <w:rFonts w:ascii="Consolas" w:hAnsi="Consolas"/>
-        </w:rPr>
-        <w:t>(</w:t>
-      </w:r>
-      <w:proofErr w:type="gramEnd"/>
-      <w:r>
-        <w:rPr>
-          <w:rFonts w:ascii="Consolas" w:hAnsi="Consolas"/>
-        </w:rPr>
-        <w:t>"accuracy", 0.87)</w:t>
-      </w:r>
-      <w:r>
-        <w:br/>
-      </w:r>
-      <w:r>
-        <w:rPr>
-          <w:rFonts w:ascii="Consolas" w:hAnsi="Consolas"/>
-        </w:rPr>
-        <w:t xml:space="preserve">    </w:t>
-      </w:r>
-      <w:proofErr w:type="spellStart"/>
-      <w:r>
-        <w:rPr>
-          <w:rFonts w:ascii="Consolas" w:hAnsi="Consolas"/>
-        </w:rPr>
-        <w:t>mlflow.log_</w:t>
-      </w:r>
-      <w:proofErr w:type="gramStart"/>
-      <w:r>
-        <w:rPr>
-          <w:rFonts w:ascii="Consolas" w:hAnsi="Consolas"/>
-        </w:rPr>
-        <w:t>metric</w:t>
-      </w:r>
-      <w:proofErr w:type="spellEnd"/>
-      <w:r>
-        <w:rPr>
-          <w:rFonts w:ascii="Consolas" w:hAnsi="Consolas"/>
-        </w:rPr>
-        <w:t>(</w:t>
-      </w:r>
-      <w:proofErr w:type="gramEnd"/>
-      <w:r>
-        <w:rPr>
-          <w:rFonts w:ascii="Consolas" w:hAnsi="Consolas"/>
-        </w:rPr>
-        <w:t>"f1_score", 0.82)</w:t>
-      </w:r>
-      <w:r>
-        <w:br/>
-      </w:r>
-      <w:r>
-        <w:rPr>
-          <w:rFonts w:ascii="Consolas" w:hAnsi="Consolas"/>
-        </w:rPr>
-        <w:t xml:space="preserve">    </w:t>
-      </w:r>
-      <w:proofErr w:type="spellStart"/>
-      <w:r>
-        <w:rPr>
-          <w:rFonts w:ascii="Consolas" w:hAnsi="Consolas"/>
-        </w:rPr>
-        <w:t>mlflow.log_</w:t>
-      </w:r>
-      <w:proofErr w:type="gramStart"/>
-      <w:r>
-        <w:rPr>
-          <w:rFonts w:ascii="Consolas" w:hAnsi="Consolas"/>
-        </w:rPr>
-        <w:t>metric</w:t>
-      </w:r>
-      <w:proofErr w:type="spellEnd"/>
-      <w:r>
-        <w:rPr>
-          <w:rFonts w:ascii="Consolas" w:hAnsi="Consolas"/>
-        </w:rPr>
-        <w:t>(</w:t>
-      </w:r>
-      <w:proofErr w:type="gramEnd"/>
-      <w:r>
-        <w:rPr>
-          <w:rFonts w:ascii="Consolas" w:hAnsi="Consolas"/>
-        </w:rPr>
-        <w:t>"</w:t>
-      </w:r>
-      <w:proofErr w:type="spellStart"/>
-      <w:r>
-        <w:rPr>
-          <w:rFonts w:ascii="Consolas" w:hAnsi="Consolas"/>
-        </w:rPr>
-        <w:t>auc_roc</w:t>
-      </w:r>
-      <w:proofErr w:type="spellEnd"/>
-      <w:r>
-        <w:rPr>
-          <w:rFonts w:ascii="Consolas" w:hAnsi="Consolas"/>
-        </w:rPr>
-        <w:t>", 0.91)</w:t>
-      </w:r>
-      <w:r>
-        <w:br/>
-      </w:r>
-      <w:r>
-        <w:rPr>
-          <w:rFonts w:ascii="Consolas" w:hAnsi="Consolas"/>
-        </w:rPr>
-        <w:t xml:space="preserve">    </w:t>
-      </w:r>
-      <w:r>
-        <w:br/>
-      </w:r>
-      <w:r>
-        <w:rPr>
-          <w:rFonts w:ascii="Consolas" w:hAnsi="Consolas"/>
-        </w:rPr>
-        <w:t xml:space="preserve">    </w:t>
-      </w:r>
-      <w:proofErr w:type="spellStart"/>
-      <w:r>
-        <w:rPr>
-          <w:rFonts w:ascii="Consolas" w:hAnsi="Consolas"/>
-        </w:rPr>
-        <w:t>mlflow.sklearn.log_</w:t>
-      </w:r>
-      <w:proofErr w:type="gramStart"/>
-      <w:r>
-        <w:rPr>
-          <w:rFonts w:ascii="Consolas" w:hAnsi="Consolas"/>
-        </w:rPr>
-        <w:t>model</w:t>
-      </w:r>
-      <w:proofErr w:type="spellEnd"/>
-      <w:r>
-        <w:rPr>
-          <w:rFonts w:ascii="Consolas" w:hAnsi="Consolas"/>
-        </w:rPr>
-        <w:t>(</w:t>
-      </w:r>
-      <w:proofErr w:type="gramEnd"/>
-      <w:r>
-        <w:rPr>
-          <w:rFonts w:ascii="Consolas" w:hAnsi="Consolas"/>
-        </w:rPr>
-        <w:t>model, "model")</w:t>
+        </w:rPr>
+        <w:t xml:space="preserve">    mlflow.sklearn.log_model(model, name="model")</w:t>
       </w:r>
     </w:p>
     <w:p>
@@ -4246,15 +3049,7 @@
         <w:pStyle w:val="BodyText"/>
       </w:pPr>
       <w:r>
-        <w:t xml:space="preserve">A interface web do </w:t>
-      </w:r>
-      <w:proofErr w:type="spellStart"/>
-      <w:r>
-        <w:t>MLflow</w:t>
-      </w:r>
-      <w:proofErr w:type="spellEnd"/>
-      <w:r>
-        <w:t xml:space="preserve"> permite comparar visualmente dezenas de execuções, identificar as melhores combinações e reproduzir qualquer experimento anterior.</w:t>
+        <w:t xml:space="preserve">A interface web do MLflow permite comparar visualmente dezenas de execuções, identificar as melhores combinações e reproduzir qualquer experimento anterior.</w:t>
       </w:r>
     </w:p>
     <w:p>
@@ -4262,13 +3057,8 @@
         <w:pStyle w:val="BodyText"/>
       </w:pPr>
       <w:r>
-        <w:t xml:space="preserve">#### Model Registry com </w:t>
-      </w:r>
-      <w:proofErr w:type="spellStart"/>
-      <w:r>
-        <w:t>MLflow</w:t>
-      </w:r>
-      <w:proofErr w:type="spellEnd"/>
+        <w:t xml:space="preserve">#### Model Registry com MLflow</w:t>
+      </w:r>
     </w:p>
     <w:p>
       <w:pPr>
@@ -4314,10 +3104,10 @@
         <w:rPr>
           <w:b/>
         </w:rPr>
-        <w:t>Gerenciar estágios:</w:t>
-      </w:r>
-      <w:r>
-        <w:t xml:space="preserve"> Transicionar modelos entre "Staging" (em teste), "Production" (em produção) e "Archived" (aposentado).</w:t>
+        <w:t>Gerenciar aliases:</w:t>
+      </w:r>
+      <w:r>
+        <w:t xml:space="preserve"> Apontar nomes como "@champion" (em produção) e "@challenger" (candidato em teste) para versões específicas. Os aliases substituem os antigos estágios Staging/Production/Archived, descontinuados no MLflow.</w:t>
       </w:r>
     </w:p>
     <w:p>
@@ -4377,7 +3167,7 @@
         <w:pStyle w:val="Bullet"/>
       </w:pPr>
       <w:r>
-        <w:t>Modelo é movido para "Staging" para testes de integração</w:t>
+        <w:t>Modelo recebe o alias "@challenger" para testes de integração</w:t>
       </w:r>
     </w:p>
     <w:p>
@@ -4385,7 +3175,7 @@
         <w:pStyle w:val="Bullet"/>
       </w:pPr>
       <w:r>
-        <w:t>Após aprovação, modelo é promovido para "Production"</w:t>
+        <w:t>Após aprovação, o alias "@champion" é movido para essa versão</w:t>
       </w:r>
     </w:p>
     <w:p>
@@ -4393,7 +3183,7 @@
         <w:pStyle w:val="Bullet"/>
       </w:pPr>
       <w:r>
-        <w:t>Modelo anterior é automaticamente movido para "Archived"</w:t>
+        <w:t>Quem consome o modelo carrega sempre "models:/churn-model@champion"; o rollback é mover o alias de volta para a versão anterior</w:t>
       </w:r>
     </w:p>
     <w:p>
@@ -4413,35 +3203,64 @@
         <w:rPr>
           <w:b/>
         </w:rPr>
-        <w:t xml:space="preserve">DVC (Data </w:t>
-      </w:r>
-      <w:proofErr w:type="spellStart"/>
+        <w:t xml:space="preserve">DVC (Data Version Control):</w:t>
+      </w:r>
+    </w:p>
+    <w:p>
+      <w:pPr>
+        <w:pStyle w:val="BodyText"/>
+      </w:pPr>
+      <w:r>
+        <w:t xml:space="preserve">Funciona como Git para dados. Permite versionar datasets grandes sem colocá-los no repositório Git. Os dados ficam em storage externo (S3, GCS, etc.) e o DVC mantém ponteiros versionados.</w:t>
+      </w:r>
+    </w:p>
+    <w:p>
+      <w:pPr>
+        <w:pStyle w:val="BodyText"/>
+      </w:pPr>
       <w:r>
         <w:rPr>
           <w:b/>
         </w:rPr>
-        <w:t>Version</w:t>
-      </w:r>
-      <w:proofErr w:type="spellEnd"/>
+        <w:t xml:space="preserve">Weights &amp; Biases (W&amp;B):</w:t>
+      </w:r>
+    </w:p>
+    <w:p>
+      <w:pPr>
+        <w:pStyle w:val="BodyText"/>
+      </w:pPr>
+      <w:r>
+        <w:t xml:space="preserve">Plataforma de experiment tracking com visualizações interativas avançadas, colaboração em equipe e integração profunda com frameworks de deep learning.</w:t>
+      </w:r>
+    </w:p>
+    <w:p>
+      <w:pPr>
+        <w:pStyle w:val="BodyText"/>
+      </w:pPr>
       <w:r>
         <w:rPr>
           <w:b/>
         </w:rPr>
-        <w:t xml:space="preserve"> </w:t>
-      </w:r>
-      <w:proofErr w:type="spellStart"/>
+        <w:t xml:space="preserve">Kubeflow Pipelines:</w:t>
+      </w:r>
+    </w:p>
+    <w:p>
+      <w:pPr>
+        <w:pStyle w:val="BodyText"/>
+      </w:pPr>
+      <w:r>
+        <w:t xml:space="preserve">Orquestrador de pipelines de ML que roda sobre Kubernetes. Permite definir pipelines como grafos de componentes reutilizáveis.</w:t>
+      </w:r>
+    </w:p>
+    <w:p>
+      <w:pPr>
+        <w:pStyle w:val="BodyText"/>
+      </w:pPr>
       <w:r>
         <w:rPr>
           <w:b/>
         </w:rPr>
-        <w:t>Control</w:t>
-      </w:r>
-      <w:proofErr w:type="spellEnd"/>
-      <w:r>
-        <w:rPr>
-          <w:b/>
-        </w:rPr>
-        <w:t>):</w:t>
+        <w:t xml:space="preserve">Feast (Feature Store):</w:t>
       </w:r>
     </w:p>
     <w:p>
@@ -4449,96 +3268,23 @@
         <w:pStyle w:val="BodyText"/>
       </w:pPr>
       <w:r>
-        <w:t xml:space="preserve">Funciona como </w:t>
-      </w:r>
-      <w:proofErr w:type="spellStart"/>
-      <w:r>
-        <w:t>Git</w:t>
-      </w:r>
-      <w:proofErr w:type="spellEnd"/>
-      <w:r>
-        <w:t xml:space="preserve"> para dados. Permite </w:t>
-      </w:r>
-      <w:proofErr w:type="spellStart"/>
-      <w:r>
-        <w:t>versionar</w:t>
-      </w:r>
-      <w:proofErr w:type="spellEnd"/>
-      <w:r>
-        <w:t xml:space="preserve"> </w:t>
-      </w:r>
-      <w:proofErr w:type="spellStart"/>
-      <w:r>
-        <w:t>datasets</w:t>
-      </w:r>
-      <w:proofErr w:type="spellEnd"/>
-      <w:r>
-        <w:t xml:space="preserve"> grandes sem colocá-los no repositório </w:t>
-      </w:r>
-      <w:proofErr w:type="spellStart"/>
-      <w:r>
-        <w:t>Git</w:t>
-      </w:r>
-      <w:proofErr w:type="spellEnd"/>
-      <w:r>
-        <w:t xml:space="preserve">. Os dados ficam em </w:t>
-      </w:r>
-      <w:proofErr w:type="spellStart"/>
-      <w:r>
-        <w:t>storage</w:t>
-      </w:r>
-      <w:proofErr w:type="spellEnd"/>
-      <w:r>
-        <w:t xml:space="preserve"> externo (S3, </w:t>
-      </w:r>
-      <w:proofErr w:type="gramStart"/>
-      <w:r>
-        <w:t>GCS, etc.</w:t>
-      </w:r>
-      <w:proofErr w:type="gramEnd"/>
-      <w:r>
-        <w:t xml:space="preserve">) e o DVC mantém ponteiros </w:t>
-      </w:r>
-      <w:proofErr w:type="spellStart"/>
-      <w:r>
-        <w:t>versionados</w:t>
-      </w:r>
-      <w:proofErr w:type="spellEnd"/>
-      <w:r>
-        <w:t>.</w:t>
+        <w:t xml:space="preserve">Feature store open-source que garante consistência entre features usadas em treinamento e em serving, evitando o perigoso "training-serving skew".</w:t>
+      </w:r>
+    </w:p>
+    <w:p>
+      <w:pPr>
+        <w:pStyle w:val="Heading3"/>
+      </w:pPr>
+      <w:r>
+        <w:t>MERCADO, CASES E TENDÊNCIAS</w:t>
       </w:r>
     </w:p>
     <w:p>
       <w:pPr>
         <w:pStyle w:val="BodyText"/>
       </w:pPr>
-      <w:proofErr w:type="spellStart"/>
-      <w:r>
-        <w:rPr>
-          <w:b/>
-        </w:rPr>
-        <w:t>Weights</w:t>
-      </w:r>
-      <w:proofErr w:type="spellEnd"/>
-      <w:r>
-        <w:rPr>
-          <w:b/>
-        </w:rPr>
-        <w:t xml:space="preserve"> &amp; </w:t>
-      </w:r>
-      <w:proofErr w:type="spellStart"/>
-      <w:r>
-        <w:rPr>
-          <w:b/>
-        </w:rPr>
-        <w:t>Biases</w:t>
-      </w:r>
-      <w:proofErr w:type="spellEnd"/>
-      <w:r>
-        <w:rPr>
-          <w:b/>
-        </w:rPr>
-        <w:t xml:space="preserve"> (W&amp;B):</w:t>
+      <w:r>
+        <w:t xml:space="preserve">O mercado de MLOps está em crescimento acelerado. Segundo a Markets and Markets, o mercado global de MLOps deve atingir USD 23.4 bilhões até 2029, com crescimento anual de 39%. Isso reflete a maturação das organizações que perceberam que treinar modelos é insuficiente sem operacionalizá-los.</w:t>
       </w:r>
     </w:p>
     <w:p>
@@ -4546,42 +3292,15 @@
         <w:pStyle w:val="BodyText"/>
       </w:pPr>
       <w:r>
-        <w:t xml:space="preserve">Plataforma de </w:t>
-      </w:r>
-      <w:proofErr w:type="spellStart"/>
-      <w:r>
-        <w:t>experiment</w:t>
-      </w:r>
-      <w:proofErr w:type="spellEnd"/>
-      <w:r>
-        <w:t xml:space="preserve"> tracking com visualizações interativas avançadas, colaboração em equipe e integração profunda com frameworks de </w:t>
-      </w:r>
-      <w:proofErr w:type="spellStart"/>
-      <w:r>
-        <w:t>deep</w:t>
-      </w:r>
-      <w:proofErr w:type="spellEnd"/>
-      <w:r>
-        <w:t xml:space="preserve"> learning.</w:t>
+        <w:t xml:space="preserve">O Uber desenvolveu internamente a plataforma Michelangelo, uma das primeiras plataformas de MLOps em larga escala. Ela gerencia todo o ciclo de vida de centenas de modelos que operam em tempo real — desde precificação dinâmica até detecção de fraude e estimativa de tempo de chegada. A plataforma permitiu que o Uber reduzisse o tempo de deploy de modelos de semanas para horas.</w:t>
       </w:r>
     </w:p>
     <w:p>
       <w:pPr>
         <w:pStyle w:val="BodyText"/>
       </w:pPr>
-      <w:proofErr w:type="spellStart"/>
-      <w:r>
-        <w:rPr>
-          <w:b/>
-        </w:rPr>
-        <w:t>Kubeflow</w:t>
-      </w:r>
-      <w:proofErr w:type="spellEnd"/>
-      <w:r>
-        <w:rPr>
-          <w:b/>
-        </w:rPr>
-        <w:t xml:space="preserve"> Pipelines:</w:t>
+      <w:r>
+        <w:t xml:space="preserve">O Spotify utiliza uma combinação de ferramentas: Kubeflow para orquestração de pipelines, MLflow para experiment tracking, e uma feature store interna para servir features de recomendação em tempo real para mais de 500 milhões de usuários.</w:t>
       </w:r>
     </w:p>
     <w:p>
@@ -4589,251 +3308,24 @@
         <w:pStyle w:val="BodyText"/>
       </w:pPr>
       <w:r>
-        <w:t xml:space="preserve">Orquestrador de pipelines de ML que roda sobre </w:t>
-      </w:r>
-      <w:proofErr w:type="spellStart"/>
-      <w:r>
-        <w:t>Kubernetes</w:t>
-      </w:r>
-      <w:proofErr w:type="spellEnd"/>
-      <w:r>
-        <w:t>. Permite definir pipelines como grafos de componentes reutilizáveis.</w:t>
+        <w:lastRenderedPageBreak/>
+        <w:t xml:space="preserve">Uma tendência forte é a convergência entre plataformas de dados e MLOps. Ferramentas como Databricks (criadora do MLflow) e Snowflake estão integrando capacidades de ML diretamente em suas plataformas de dados, eliminando a necessidade de mover dados entre sistemas.</w:t>
+      </w:r>
+    </w:p>
+    <w:p>
+      <w:pPr>
+        <w:pStyle w:val="Heading3"/>
+      </w:pPr>
+      <w:r>
+        <w:t>O QUE VOCÊ VIU NESTA AULA?</w:t>
       </w:r>
     </w:p>
     <w:p>
       <w:pPr>
         <w:pStyle w:val="BodyText"/>
       </w:pPr>
-      <w:proofErr w:type="spellStart"/>
-      <w:r>
-        <w:rPr>
-          <w:b/>
-        </w:rPr>
-        <w:t>Feast</w:t>
-      </w:r>
-      <w:proofErr w:type="spellEnd"/>
-      <w:r>
-        <w:rPr>
-          <w:b/>
-        </w:rPr>
-        <w:t xml:space="preserve"> (Feature Store):</w:t>
-      </w:r>
-    </w:p>
-    <w:p>
-      <w:pPr>
-        <w:pStyle w:val="BodyText"/>
-      </w:pPr>
-      <w:r>
-        <w:t>Feature store open-</w:t>
-      </w:r>
-      <w:proofErr w:type="spellStart"/>
-      <w:r>
-        <w:t>source</w:t>
-      </w:r>
-      <w:proofErr w:type="spellEnd"/>
-      <w:r>
-        <w:t xml:space="preserve"> que garante consistência entre features usadas em treinamento e em </w:t>
-      </w:r>
-      <w:proofErr w:type="spellStart"/>
-      <w:r>
-        <w:t>serving</w:t>
-      </w:r>
-      <w:proofErr w:type="spellEnd"/>
-      <w:r>
-        <w:t>, evitando o perigoso "training-</w:t>
-      </w:r>
-      <w:proofErr w:type="spellStart"/>
-      <w:r>
-        <w:t>serving</w:t>
-      </w:r>
-      <w:proofErr w:type="spellEnd"/>
-      <w:r>
-        <w:t xml:space="preserve"> </w:t>
-      </w:r>
-      <w:proofErr w:type="spellStart"/>
-      <w:r>
-        <w:t>skew</w:t>
-      </w:r>
-      <w:proofErr w:type="spellEnd"/>
-      <w:r>
-        <w:t>".</w:t>
-      </w:r>
-    </w:p>
-    <w:p>
-      <w:pPr>
-        <w:pStyle w:val="Heading3"/>
-      </w:pPr>
-      <w:r>
-        <w:t>MERCADO, CASES E TENDÊNCIAS</w:t>
-      </w:r>
-    </w:p>
-    <w:p>
-      <w:pPr>
-        <w:pStyle w:val="BodyText"/>
-      </w:pPr>
-      <w:r>
-        <w:t xml:space="preserve">O mercado de </w:t>
-      </w:r>
-      <w:proofErr w:type="spellStart"/>
-      <w:r>
-        <w:t>MLOps</w:t>
-      </w:r>
-      <w:proofErr w:type="spellEnd"/>
-      <w:r>
-        <w:t xml:space="preserve"> está em crescimento acelerado. Segundo a </w:t>
-      </w:r>
-      <w:proofErr w:type="spellStart"/>
-      <w:r>
-        <w:t>Markets</w:t>
-      </w:r>
-      <w:proofErr w:type="spellEnd"/>
-      <w:r>
-        <w:t xml:space="preserve"> </w:t>
-      </w:r>
-      <w:proofErr w:type="spellStart"/>
-      <w:r>
-        <w:t>and</w:t>
-      </w:r>
-      <w:proofErr w:type="spellEnd"/>
-      <w:r>
-        <w:t xml:space="preserve"> </w:t>
-      </w:r>
-      <w:proofErr w:type="spellStart"/>
-      <w:r>
-        <w:t>Markets</w:t>
-      </w:r>
-      <w:proofErr w:type="spellEnd"/>
-      <w:r>
-        <w:t xml:space="preserve">, o mercado global de </w:t>
-      </w:r>
-      <w:proofErr w:type="spellStart"/>
-      <w:r>
-        <w:t>MLOps</w:t>
-      </w:r>
-      <w:proofErr w:type="spellEnd"/>
-      <w:r>
-        <w:t xml:space="preserve"> deve atingir USD 23.4 bilhões até 2029, com crescimento anual de 39%. Isso reflete a maturação das organizações que perceberam que treinar modelos é insuficiente sem operacionalizá-los.</w:t>
-      </w:r>
-    </w:p>
-    <w:p>
-      <w:pPr>
-        <w:pStyle w:val="BodyText"/>
-      </w:pPr>
-      <w:r>
-        <w:t xml:space="preserve">O Uber desenvolveu internamente a plataforma Michelangelo, uma das primeiras plataformas de </w:t>
-      </w:r>
-      <w:proofErr w:type="spellStart"/>
-      <w:r>
-        <w:t>MLOps</w:t>
-      </w:r>
-      <w:proofErr w:type="spellEnd"/>
-      <w:r>
-        <w:t xml:space="preserve"> em larga escala. Ela gerencia todo o ciclo de vida de centenas de modelos que operam em tempo real — desde precificação dinâmica até detecção de fraude e estimativa de tempo de chegada. A plataforma permitiu que o Uber reduzisse o tempo de </w:t>
-      </w:r>
-      <w:proofErr w:type="spellStart"/>
-      <w:r>
-        <w:t>deploy</w:t>
-      </w:r>
-      <w:proofErr w:type="spellEnd"/>
-      <w:r>
-        <w:t xml:space="preserve"> de modelos de semanas para horas.</w:t>
-      </w:r>
-    </w:p>
-    <w:p>
-      <w:pPr>
-        <w:pStyle w:val="BodyText"/>
-      </w:pPr>
-      <w:r>
-        <w:t xml:space="preserve">O Spotify utiliza uma combinação de ferramentas: </w:t>
-      </w:r>
-      <w:proofErr w:type="spellStart"/>
-      <w:r>
-        <w:t>Kubeflow</w:t>
-      </w:r>
-      <w:proofErr w:type="spellEnd"/>
-      <w:r>
-        <w:t xml:space="preserve"> para orquestração de pipelines, </w:t>
-      </w:r>
-      <w:proofErr w:type="spellStart"/>
-      <w:r>
-        <w:t>MLflow</w:t>
-      </w:r>
-      <w:proofErr w:type="spellEnd"/>
-      <w:r>
-        <w:t xml:space="preserve"> para </w:t>
-      </w:r>
-      <w:proofErr w:type="spellStart"/>
-      <w:r>
-        <w:t>experiment</w:t>
-      </w:r>
-      <w:proofErr w:type="spellEnd"/>
-      <w:r>
-        <w:t xml:space="preserve"> tracking, e uma feature store interna para servir features de recomendação em tempo real para mais de 500 milhões de usuários.</w:t>
-      </w:r>
-    </w:p>
-    <w:p>
-      <w:pPr>
-        <w:pStyle w:val="BodyText"/>
-      </w:pPr>
-      <w:r>
-        <w:lastRenderedPageBreak/>
-        <w:t xml:space="preserve">Uma tendência forte é a convergência entre plataformas de dados e </w:t>
-      </w:r>
-      <w:proofErr w:type="spellStart"/>
-      <w:r>
-        <w:t>MLOps</w:t>
-      </w:r>
-      <w:proofErr w:type="spellEnd"/>
-      <w:r>
-        <w:t xml:space="preserve">. Ferramentas como </w:t>
-      </w:r>
-      <w:proofErr w:type="spellStart"/>
-      <w:r>
-        <w:t>Databricks</w:t>
-      </w:r>
-      <w:proofErr w:type="spellEnd"/>
-      <w:r>
-        <w:t xml:space="preserve"> (criadora do </w:t>
-      </w:r>
-      <w:proofErr w:type="spellStart"/>
-      <w:r>
-        <w:t>MLflow</w:t>
-      </w:r>
-      <w:proofErr w:type="spellEnd"/>
-      <w:r>
-        <w:t xml:space="preserve">) e </w:t>
-      </w:r>
-      <w:proofErr w:type="spellStart"/>
-      <w:r>
-        <w:t>Snowflake</w:t>
-      </w:r>
-      <w:proofErr w:type="spellEnd"/>
-      <w:r>
-        <w:t xml:space="preserve"> estão integrando capacidades de ML diretamente em suas plataformas de dados, eliminando a necessidade de mover dados entre sistemas.</w:t>
-      </w:r>
-    </w:p>
-    <w:p>
-      <w:pPr>
-        <w:pStyle w:val="Heading3"/>
-      </w:pPr>
-      <w:r>
-        <w:t>O QUE VOCÊ VIU NESTA AULA?</w:t>
-      </w:r>
-    </w:p>
-    <w:p>
-      <w:pPr>
-        <w:pStyle w:val="BodyText"/>
-      </w:pPr>
-      <w:r>
-        <w:t xml:space="preserve">Nesta aula, você aprendeu os fundamentos e a prática de </w:t>
-      </w:r>
-      <w:proofErr w:type="spellStart"/>
-      <w:r>
-        <w:t>MLOps</w:t>
-      </w:r>
-      <w:proofErr w:type="spellEnd"/>
-      <w:r>
-        <w:t>. Agora você entende:</w:t>
+      <w:r>
+        <w:t xml:space="preserve">Nesta aula, você aprendeu os fundamentos e a prática de MLOps. Agora você entende:</w:t>
       </w:r>
     </w:p>
     <w:p>
@@ -5081,47 +3573,7 @@
         <w:pStyle w:val="TXTRESUMO"/>
       </w:pPr>
       <w:r>
-        <w:t xml:space="preserve">Palavras-chave: </w:t>
-      </w:r>
-      <w:proofErr w:type="spellStart"/>
-      <w:r>
-        <w:t>MLOps</w:t>
-      </w:r>
-      <w:proofErr w:type="spellEnd"/>
-      <w:r>
-        <w:t xml:space="preserve">, </w:t>
-      </w:r>
-      <w:proofErr w:type="spellStart"/>
-      <w:r>
-        <w:t>DevOps</w:t>
-      </w:r>
-      <w:proofErr w:type="spellEnd"/>
-      <w:r>
-        <w:t xml:space="preserve"> para ML, </w:t>
-      </w:r>
-      <w:proofErr w:type="spellStart"/>
-      <w:r>
-        <w:t>Experiment</w:t>
-      </w:r>
-      <w:proofErr w:type="spellEnd"/>
-      <w:r>
-        <w:t xml:space="preserve"> Tracking, Model Registry, </w:t>
-      </w:r>
-      <w:proofErr w:type="spellStart"/>
-      <w:r>
-        <w:t>MLflow</w:t>
-      </w:r>
-      <w:proofErr w:type="spellEnd"/>
-      <w:r>
-        <w:t xml:space="preserve">, Níveis de Maturidade, Feature Store, Orquestração de Pipelines, Versionamento de Dados, DVC, </w:t>
-      </w:r>
-      <w:proofErr w:type="spellStart"/>
-      <w:r>
-        <w:t>Kubeflow</w:t>
-      </w:r>
-      <w:proofErr w:type="spellEnd"/>
-      <w:r>
-        <w:t>.</w:t>
+        <w:t xml:space="preserve">Palavras-chave: MLOps, DevOps para ML, Experiment Tracking, Model Registry, MLflow, Níveis de Maturidade, Feature Store, Orquestração de Pipelines, Versionamento de Dados, DVC, Kubeflow.</w:t>
       </w:r>
     </w:p>
     <w:sectPr>
